--- a/app/drafts/exports/DC Arts and Humanities Questions for Neo.docx
+++ b/app/drafts/exports/DC Arts and Humanities Questions for Neo.docx
@@ -13,7 +13,7 @@
     </w:p>
     <w:p>
       <w:r>
-        <w:t>Questions for Neo — DC Arts &amp; Humanities FTE Grant</w:t>
+        <w:t>Questions for Neo: DC Arts &amp; Humanities FTE Grant</w:t>
       </w:r>
     </w:p>
     <w:p>
@@ -46,7 +46,7 @@
         <w:pStyle w:val="Heading2"/>
       </w:pPr>
       <w:r>
-        <w:t>1. ELIGIBILITY — could disqualify the application outright</w:t>
+        <w:t>1. ELIGIBILITY: could disqualify the application outright</w:t>
       </w:r>
     </w:p>
     <w:p>
@@ -71,7 +71,7 @@
     </w:p>
     <w:p>
       <w:r>
-        <w:t>something I can check from the Awarded-grants history — that tracker only shows grants already</w:t>
+        <w:t>something I can check from the Awarded-grants history: that tracker only shows grants already</w:t>
       </w:r>
     </w:p>
     <w:p>
@@ -104,7 +104,7 @@
     </w:p>
     <w:p>
       <w:r>
-        <w:t>(Clean Hands, business license) per our own staff records — this needs a direct confirmation from</w:t>
+        <w:t>(Clean Hands, business license) per our own staff records: this needs a direct confirmation from</w:t>
       </w:r>
     </w:p>
     <w:p>
@@ -122,7 +122,7 @@
         <w:pStyle w:val="Heading2"/>
       </w:pPr>
       <w:r>
-        <w:t>2. PROGRAM DESIGN — decisions only Neo can make</w:t>
+        <w:t>2. PROGRAM DESIGN: decisions only Neo can make</w:t>
       </w:r>
     </w:p>
     <w:p>
@@ -145,12 +145,12 @@
     </w:p>
     <w:p>
       <w:r>
-        <w:t>finalizing, we need GOODLearningHub's actual 6th-8th grade headcount — specifically, how many of</w:t>
+        <w:t>finalizing, we need GOODLearningHub's actual 6th-8th grade headcount, specifically how many of</w:t>
       </w:r>
     </w:p>
     <w:p>
       <w:r>
-        <w:t>the 73 enrolled students attend Jefferson Middle School — to confirm 30 participants genuinely</w:t>
+        <w:t>the 73 enrolled students attend Jefferson Middle School, to confirm 30 participants genuinely</w:t>
       </w:r>
     </w:p>
     <w:p>
@@ -178,7 +178,7 @@
     </w:p>
     <w:p>
       <w:r>
-        <w:t>administration to authorize — nobody has asked them yet. A weekend matinee (Arena Stage runs</w:t>
+        <w:t>administration to authorize: nobody has asked them yet. A weekend matinee (Arena Stage runs</w:t>
       </w:r>
     </w:p>
     <w:p>
@@ -216,7 +216,7 @@
     </w:p>
     <w:p>
       <w:r>
-        <w:t>I recommended against it — the request-to-scope ratio (30 students, one field trip) doesn't</w:t>
+        <w:t>I recommended against it: the request-to-scope ratio (30 students, one field trip) doesn't</w:t>
       </w:r>
     </w:p>
     <w:p>
@@ -244,7 +244,7 @@
         <w:pStyle w:val="Heading2"/>
       </w:pPr>
       <w:r>
-        <w:t>3. OPERATIONS — needs confirmation before this goes to Phileke/Stephanie</w:t>
+        <w:t>3. OPERATIONS: needs confirmation before this goes to Phileke/Stephanie</w:t>
       </w:r>
     </w:p>
     <w:p>
@@ -257,7 +257,7 @@
     </w:p>
     <w:p>
       <w:r>
-        <w:t>CAH disburses "on or after October 1, 2026," and the trip is proposed for December 2026 — timing</w:t>
+        <w:t>CAH disburses "on or after October 1, 2026," and the trip is proposed for December 2026; timing</w:t>
       </w:r>
     </w:p>
     <w:p>
@@ -290,7 +290,7 @@
     </w:p>
     <w:p>
       <w:r>
-        <w:t>documented parental consent on file — not just assumed permission.</w:t>
+        <w:t>documented parental consent on file: not just assumed permission.</w:t>
       </w:r>
     </w:p>
     <w:p>
@@ -323,7 +323,7 @@
     </w:p>
     <w:p>
       <w:r>
-        <w:t>catch something we've missed — but the window to request one closes 7 days before the deadline.</w:t>
+        <w:t>catch something we've missed, but the window to request one closes 7 days before the deadline.</w:t>
       </w:r>
     </w:p>
     <w:p>
@@ -338,7 +338,7 @@
     </w:p>
     <w:p>
       <w:r>
-        <w:t>Submission is only accepted online via Submittable — worth confirming this isn't a same-day</w:t>
+        <w:t>Submission is only accepted online via Submittable: worth confirming this isn't a same-day</w:t>
       </w:r>
     </w:p>
     <w:p>
